--- a/Deliverables/System Design Document_LaCantina.docx
+++ b/Deliverables/System Design Document_LaCantina.docx
@@ -2728,13 +2728,7 @@
               <w:t xml:space="preserve">  </w:t>
             </w:r>
             <w:r>
-              <w:t>Subsys</w:t>
-            </w:r>
-            <w:r>
-              <w:t>t</w:t>
-            </w:r>
-            <w:r>
-              <w:t>em decomposition</w:t>
+              <w:t>Subsystem decomposition</w:t>
             </w:r>
             <w:r>
               <w:tab/>
@@ -3583,17 +3577,43 @@
           <w:numId w:val="3"/>
         </w:numPr>
         <w:ind w:right="9" w:hanging="360"/>
-      </w:pPr>
-      <w:r>
-        <w:t xml:space="preserve">Slides Ingegneria del Software M3 – System Design  </w:t>
+        <w:rPr>
+          <w:lang w:val="en-US"/>
+        </w:rPr>
+      </w:pPr>
+      <w:r>
+        <w:rPr>
+          <w:lang w:val="en-US"/>
+        </w:rPr>
+        <w:t xml:space="preserve">Slides </w:t>
+      </w:r>
+      <w:proofErr w:type="spellStart"/>
+      <w:r>
+        <w:rPr>
+          <w:lang w:val="en-US"/>
+        </w:rPr>
+        <w:t>Ingegneria</w:t>
+      </w:r>
+      <w:proofErr w:type="spellEnd"/>
+      <w:r>
+        <w:rPr>
+          <w:lang w:val="en-US"/>
+        </w:rPr>
+        <w:t xml:space="preserve"> del Software M3 – System Design  </w:t>
       </w:r>
     </w:p>
     <w:p>
       <w:pPr>
         <w:spacing w:after="82" w:line="259" w:lineRule="auto"/>
         <w:ind w:left="113" w:firstLine="0"/>
-      </w:pPr>
-      <w:r>
+        <w:rPr>
+          <w:lang w:val="en-US"/>
+        </w:rPr>
+      </w:pPr>
+      <w:r>
+        <w:rPr>
+          <w:lang w:val="en-US"/>
+        </w:rPr>
         <w:t xml:space="preserve"> </w:t>
       </w:r>
     </w:p>
@@ -3644,8 +3664,13 @@
         <w:ind w:left="693" w:hanging="708"/>
       </w:pPr>
       <w:bookmarkStart w:id="6" w:name="_Toc11865"/>
-      <w:r>
-        <w:t xml:space="preserve">Current software </w:t>
+      <w:proofErr w:type="spellStart"/>
+      <w:r>
+        <w:t>Current</w:t>
+      </w:r>
+      <w:proofErr w:type="spellEnd"/>
+      <w:r>
+        <w:t xml:space="preserve"> software </w:t>
       </w:r>
       <w:proofErr w:type="spellStart"/>
       <w:r>
@@ -3891,27 +3916,7 @@
     <w:p>
       <w:pPr>
         <w:spacing w:after="273" w:line="259" w:lineRule="auto"/>
-        <w:ind w:left="473" w:firstLine="0"/>
-      </w:pPr>
-    </w:p>
-    <w:p>
-      <w:pPr>
-        <w:spacing w:after="273" w:line="259" w:lineRule="auto"/>
-        <w:ind w:left="473" w:firstLine="0"/>
-      </w:pPr>
-      <w:r>
-        <w:t xml:space="preserve">(RIFARE </w:t>
-      </w:r>
-      <w:proofErr w:type="gramStart"/>
-      <w:r>
-        <w:t>IMMAGINE )</w:t>
-      </w:r>
-      <w:proofErr w:type="gramEnd"/>
-    </w:p>
-    <w:p>
-      <w:pPr>
-        <w:spacing w:after="273" w:line="259" w:lineRule="auto"/>
-        <w:ind w:left="473" w:firstLine="0"/>
+        <w:ind w:left="0" w:firstLine="0"/>
         <w:rPr>
           <w:u w:val="single"/>
         </w:rPr>
@@ -3919,13 +3924,14 @@
       <w:r>
         <w:rPr>
           <w:noProof/>
+          <w:u w:val="single"/>
         </w:rPr>
         <w:lastRenderedPageBreak/>
         <w:drawing>
-          <wp:inline distT="0" distB="0" distL="0" distR="0" wp14:anchorId="513FB7CC" wp14:editId="295C4A6E">
-            <wp:extent cx="4445000" cy="3740360"/>
-            <wp:effectExtent l="0" t="0" r="0" b="0"/>
-            <wp:docPr id="1598894600" name="Immagine 5" descr="Immagine che contiene diagramma, linea, Piano, Disegno tecnico&#10;&#10;Il contenuto generato dall'IA potrebbe non essere corretto."/>
+          <wp:inline distT="0" distB="0" distL="0" distR="0" wp14:anchorId="01684208" wp14:editId="5BB5B080">
+            <wp:extent cx="5408023" cy="5727709"/>
+            <wp:effectExtent l="0" t="0" r="2540" b="0"/>
+            <wp:docPr id="2034447642" name="Immagine 4" descr="Immagine che contiene diagramma, linea, Piano, Disegno tecnico&#10;&#10;Il contenuto generato dall'IA potrebbe non essere corretto."/>
             <wp:cNvGraphicFramePr>
               <a:graphicFrameLocks xmlns:a="http://schemas.openxmlformats.org/drawingml/2006/main" noChangeAspect="1"/>
             </wp:cNvGraphicFramePr>
@@ -3933,10 +3939,8 @@
               <a:graphicData uri="http://schemas.openxmlformats.org/drawingml/2006/picture">
                 <pic:pic xmlns:pic="http://schemas.openxmlformats.org/drawingml/2006/picture">
                   <pic:nvPicPr>
-                    <pic:cNvPr id="1598894600" name="Immagine 5" descr="Immagine che contiene diagramma, linea, Piano, Disegno tecnico&#10;&#10;Il contenuto generato dall'IA potrebbe non essere corretto."/>
-                    <pic:cNvPicPr>
-                      <a:picLocks noChangeAspect="1" noChangeArrowheads="1"/>
-                    </pic:cNvPicPr>
+                    <pic:cNvPr id="2034447642" name="Immagine 4" descr="Immagine che contiene diagramma, linea, Piano, Disegno tecnico&#10;&#10;Il contenuto generato dall'IA potrebbe non essere corretto."/>
+                    <pic:cNvPicPr/>
                   </pic:nvPicPr>
                   <pic:blipFill>
                     <a:blip r:embed="rId8">
@@ -3946,23 +3950,18 @@
                         </a:ext>
                       </a:extLst>
                     </a:blip>
-                    <a:srcRect/>
                     <a:stretch>
                       <a:fillRect/>
                     </a:stretch>
                   </pic:blipFill>
-                  <pic:spPr bwMode="auto">
+                  <pic:spPr>
                     <a:xfrm>
                       <a:off x="0" y="0"/>
-                      <a:ext cx="4457806" cy="3751136"/>
+                      <a:ext cx="5410764" cy="5730612"/>
                     </a:xfrm>
                     <a:prstGeom prst="rect">
                       <a:avLst/>
                     </a:prstGeom>
-                    <a:noFill/>
-                    <a:ln>
-                      <a:noFill/>
-                    </a:ln>
                   </pic:spPr>
                 </pic:pic>
               </a:graphicData>
@@ -4111,7 +4110,11 @@
       </w:r>
       <w:proofErr w:type="spellEnd"/>
       <w:r>
-        <w:t xml:space="preserve">) interfacciato dall'applicazione. Il suo unico ruolo è ricevere le richieste di transazione finanziaria e restituire l'esito (successo o fallimento) al Web Server, senza risiedere nell'infrastruttura fisica di </w:t>
+        <w:t xml:space="preserve">) interfacciato dall'applicazione. Il suo unico ruolo è ricevere le richieste di transazione finanziaria e </w:t>
+      </w:r>
+      <w:r>
+        <w:lastRenderedPageBreak/>
+        <w:t xml:space="preserve">restituire l'esito (successo o fallimento) al Web Server, senza risiedere nell'infrastruttura fisica di </w:t>
       </w:r>
       <w:proofErr w:type="spellStart"/>
       <w:r>
@@ -4196,7 +4199,6 @@
       <w:bookmarkStart w:id="11" w:name="_Toc11870"/>
       <w:proofErr w:type="spellStart"/>
       <w:r>
-        <w:lastRenderedPageBreak/>
         <w:t>Persistent</w:t>
       </w:r>
       <w:proofErr w:type="spellEnd"/>
@@ -4454,7 +4456,13 @@
         <w:ind w:right="9" w:hanging="360"/>
       </w:pPr>
       <w:r>
-        <w:t xml:space="preserve">Può: visualizzare il catalogo (se previsto), registrarsi, autenticarsi. </w:t>
+        <w:t xml:space="preserve">Può: visualizzare il catalogo (se previsto), </w:t>
+      </w:r>
+      <w:r>
+        <w:t xml:space="preserve">aggiungere elementi al carrello, </w:t>
+      </w:r>
+      <w:r>
+        <w:t xml:space="preserve">registrarsi, autenticarsi. </w:t>
       </w:r>
     </w:p>
     <w:p>
@@ -4466,7 +4474,19 @@
         <w:ind w:right="9" w:hanging="360"/>
       </w:pPr>
       <w:r>
-        <w:t xml:space="preserve">Non può: accedere a carrello, ordini personali, aree admin. </w:t>
+        <w:t>Non può:</w:t>
+      </w:r>
+      <w:r>
+        <w:t xml:space="preserve"> visualizzare gli</w:t>
+      </w:r>
+      <w:r>
+        <w:t xml:space="preserve"> ordini </w:t>
+      </w:r>
+      <w:r>
+        <w:t>effettuati, effettuare ordini, accedere ad</w:t>
+      </w:r>
+      <w:r>
+        <w:t xml:space="preserve"> aree admin. </w:t>
       </w:r>
     </w:p>
     <w:p>
@@ -4490,7 +4510,13 @@
         <w:ind w:right="9" w:hanging="360"/>
       </w:pPr>
       <w:r>
-        <w:t xml:space="preserve">Può: usare il carrello, fare ordini, consultare i propri ordini. </w:t>
+        <w:t>Può: usare il carrello, fare ordini, consultare i propri ordini</w:t>
+      </w:r>
+      <w:r>
+        <w:t>, cambiare le informazioni di spedizione ed annullare l’ordine se non risulta ancora spedito</w:t>
+      </w:r>
+      <w:r>
+        <w:t xml:space="preserve">. </w:t>
       </w:r>
     </w:p>
     <w:p>
@@ -4600,8 +4626,18 @@
         <w:ind w:right="9" w:hanging="360"/>
       </w:pPr>
       <w:r>
-        <w:t xml:space="preserve">in caso di mancanza di permessi, reindirizzano a pagina di errore o login. </w:t>
-      </w:r>
+        <w:t xml:space="preserve">in caso di mancanza di permessi, reindirizzano a pagina di errore o </w:t>
+      </w:r>
+      <w:proofErr w:type="spellStart"/>
+      <w:proofErr w:type="gramStart"/>
+      <w:r>
+        <w:t>login.</w:t>
+      </w:r>
+      <w:r>
+        <w:t>FOTF</w:t>
+      </w:r>
+      <w:proofErr w:type="spellEnd"/>
+      <w:proofErr w:type="gramEnd"/>
     </w:p>
     <w:p>
       <w:pPr>
@@ -4670,6 +4706,7 @@
         <w:ind w:right="9" w:hanging="360"/>
       </w:pPr>
       <w:r>
+        <w:lastRenderedPageBreak/>
         <w:t xml:space="preserve">Controllo e validazione degli input di form (formato </w:t>
       </w:r>
       <w:proofErr w:type="gramStart"/>
@@ -5115,7 +5152,6 @@
               <w:ind w:left="0" w:firstLine="0"/>
             </w:pPr>
             <w:r>
-              <w:lastRenderedPageBreak/>
               <w:t>Consultare ordini</w:t>
             </w:r>
           </w:p>
@@ -5185,7 +5221,10 @@
               <w:ind w:left="0" w:firstLine="0"/>
             </w:pPr>
             <w:r>
-              <w:t>Area admin</w:t>
+              <w:t xml:space="preserve">Modifica </w:t>
+            </w:r>
+            <w:r>
+              <w:t>ordini</w:t>
             </w:r>
           </w:p>
         </w:tc>
@@ -5214,12 +5253,15 @@
             <w:pPr>
               <w:ind w:left="0" w:firstLine="0"/>
               <w:jc w:val="center"/>
+              <w:rPr>
+                <w:rFonts w:ascii="Segoe UI Emoji" w:hAnsi="Segoe UI Emoji" w:cs="Segoe UI Emoji"/>
+              </w:rPr>
             </w:pPr>
             <w:r>
               <w:rPr>
                 <w:rFonts w:ascii="Segoe UI Emoji" w:hAnsi="Segoe UI Emoji" w:cs="Segoe UI Emoji"/>
               </w:rPr>
-              <w:t>❌</w:t>
+              <w:t>✔️</w:t>
             </w:r>
           </w:p>
         </w:tc>
@@ -5251,7 +5293,7 @@
               <w:ind w:left="0" w:firstLine="0"/>
             </w:pPr>
             <w:r>
-              <w:t>Modifica Stock</w:t>
+              <w:t>Area admin</w:t>
             </w:r>
           </w:p>
         </w:tc>
@@ -5317,7 +5359,7 @@
               <w:ind w:left="0" w:firstLine="0"/>
             </w:pPr>
             <w:r>
-              <w:t>Modifica prezzi</w:t>
+              <w:t>Modifica Stock</w:t>
             </w:r>
           </w:p>
         </w:tc>
@@ -5383,7 +5425,7 @@
               <w:ind w:left="0" w:firstLine="0"/>
             </w:pPr>
             <w:r>
-              <w:t>Modifica Ordini</w:t>
+              <w:t>Modifica prezzi</w:t>
             </w:r>
           </w:p>
         </w:tc>
@@ -5449,7 +5491,7 @@
               <w:ind w:left="0" w:firstLine="0"/>
             </w:pPr>
             <w:r>
-              <w:t>Modifica prodotti</w:t>
+              <w:t>Modifica Ordini</w:t>
             </w:r>
           </w:p>
         </w:tc>
@@ -5505,6 +5547,72 @@
           </w:p>
         </w:tc>
       </w:tr>
+      <w:tr>
+        <w:tc>
+          <w:tcPr>
+            <w:tcW w:w="2408" w:type="dxa"/>
+          </w:tcPr>
+          <w:p>
+            <w:pPr>
+              <w:ind w:left="0" w:firstLine="0"/>
+            </w:pPr>
+            <w:r>
+              <w:t>Modifica prodotti</w:t>
+            </w:r>
+          </w:p>
+        </w:tc>
+        <w:tc>
+          <w:tcPr>
+            <w:tcW w:w="2381" w:type="dxa"/>
+          </w:tcPr>
+          <w:p>
+            <w:pPr>
+              <w:ind w:left="0" w:firstLine="0"/>
+              <w:jc w:val="center"/>
+            </w:pPr>
+            <w:r>
+              <w:rPr>
+                <w:rFonts w:ascii="Segoe UI Emoji" w:hAnsi="Segoe UI Emoji" w:cs="Segoe UI Emoji"/>
+              </w:rPr>
+              <w:t>❌</w:t>
+            </w:r>
+          </w:p>
+        </w:tc>
+        <w:tc>
+          <w:tcPr>
+            <w:tcW w:w="2381" w:type="dxa"/>
+          </w:tcPr>
+          <w:p>
+            <w:pPr>
+              <w:ind w:left="0" w:firstLine="0"/>
+              <w:jc w:val="center"/>
+            </w:pPr>
+            <w:r>
+              <w:rPr>
+                <w:rFonts w:ascii="Segoe UI Emoji" w:hAnsi="Segoe UI Emoji" w:cs="Segoe UI Emoji"/>
+              </w:rPr>
+              <w:t>❌</w:t>
+            </w:r>
+          </w:p>
+        </w:tc>
+        <w:tc>
+          <w:tcPr>
+            <w:tcW w:w="2563" w:type="dxa"/>
+          </w:tcPr>
+          <w:p>
+            <w:pPr>
+              <w:ind w:left="0" w:firstLine="0"/>
+              <w:jc w:val="center"/>
+            </w:pPr>
+            <w:r>
+              <w:rPr>
+                <w:rFonts w:ascii="Segoe UI Emoji" w:hAnsi="Segoe UI Emoji" w:cs="Segoe UI Emoji"/>
+              </w:rPr>
+              <w:t>✔️</w:t>
+            </w:r>
+          </w:p>
+        </w:tc>
+      </w:tr>
     </w:tbl>
     <w:p/>
     <w:p>
@@ -5756,6 +5864,7 @@
         <w:ind w:left="473" w:firstLine="0"/>
       </w:pPr>
       <w:r>
+        <w:lastRenderedPageBreak/>
         <w:t xml:space="preserve"> </w:t>
       </w:r>
     </w:p>
@@ -5856,7 +5965,6 @@
         <w:rPr>
           <w:b/>
         </w:rPr>
-        <w:lastRenderedPageBreak/>
         <w:t xml:space="preserve">Servizi del sottosistema </w:t>
       </w:r>
       <w:proofErr w:type="spellStart"/>
@@ -5877,21 +5985,19 @@
         <w:t xml:space="preserve"> Questo sottosistema fornisce l'accesso in lettura alle informazioni sui prodotti. Il metodo </w:t>
       </w:r>
       <w:proofErr w:type="spellStart"/>
-      <w:proofErr w:type="gramStart"/>
       <w:r>
         <w:t>getAllProducts</w:t>
       </w:r>
       <w:proofErr w:type="spellEnd"/>
       <w:r>
-        <w:t>(</w:t>
-      </w:r>
-      <w:proofErr w:type="gramEnd"/>
-      <w:r>
-        <w:t xml:space="preserve">) restituisce l'elenco completo degli articoli disponibili per popolare le viste del catalogo, mentre </w:t>
+        <w:t xml:space="preserve">() restituisce l'elenco completo degli articoli disponibili per popolare le viste del catalogo, mentre </w:t>
       </w:r>
       <w:proofErr w:type="spellStart"/>
       <w:r>
-        <w:t>getProductDetails</w:t>
+        <w:t>get</w:t>
+      </w:r>
+      <w:r>
+        <w:t>SingleProdotto</w:t>
       </w:r>
       <w:proofErr w:type="spellEnd"/>
       <w:r>

--- a/Deliverables/System Design Document_LaCantina.docx
+++ b/Deliverables/System Design Document_LaCantina.docx
@@ -244,7 +244,7 @@
           <w:b/>
           <w:sz w:val="36"/>
         </w:rPr>
-        <w:t>1</w:t>
+        <w:t>2</w:t>
       </w:r>
       <w:r>
         <w:rPr>
@@ -499,10 +499,13 @@
               <w:rPr>
                 <w:sz w:val="20"/>
               </w:rPr>
-              <w:t xml:space="preserve">.0 </w:t>
-            </w:r>
-            <w:r>
-              <w:t xml:space="preserve"> </w:t>
+              <w:t>.</w:t>
+            </w:r>
+            <w:r>
+              <w:rPr>
+                <w:sz w:val="20"/>
+              </w:rPr>
+              <w:t>2</w:t>
             </w:r>
           </w:p>
         </w:tc>
@@ -572,7 +575,7 @@
               <w:rPr>
                 <w:sz w:val="20"/>
               </w:rPr>
-              <w:t>30</w:t>
+              <w:t>14</w:t>
             </w:r>
             <w:r>
               <w:rPr>
@@ -584,13 +587,25 @@
               <w:rPr>
                 <w:sz w:val="20"/>
               </w:rPr>
-              <w:t>12</w:t>
+              <w:t>01</w:t>
             </w:r>
             <w:r>
               <w:rPr>
                 <w:sz w:val="20"/>
               </w:rPr>
-              <w:t xml:space="preserve">/2025 </w:t>
+              <w:t>/202</w:t>
+            </w:r>
+            <w:r>
+              <w:rPr>
+                <w:sz w:val="20"/>
+              </w:rPr>
+              <w:t>6</w:t>
+            </w:r>
+            <w:r>
+              <w:rPr>
+                <w:sz w:val="20"/>
+              </w:rPr>
+              <w:t xml:space="preserve"> </w:t>
             </w:r>
             <w:r>
               <w:t xml:space="preserve"> </w:t>
@@ -1958,6 +1973,119 @@
           </w:p>
         </w:tc>
       </w:tr>
+      <w:tr>
+        <w:trPr>
+          <w:trHeight w:val="442"/>
+        </w:trPr>
+        <w:tc>
+          <w:tcPr>
+            <w:tcW w:w="1928" w:type="dxa"/>
+            <w:tcBorders>
+              <w:top w:val="single" w:sz="2" w:space="0" w:color="000000"/>
+              <w:left w:val="single" w:sz="2" w:space="0" w:color="000000"/>
+              <w:bottom w:val="single" w:sz="2" w:space="0" w:color="000000"/>
+              <w:right w:val="single" w:sz="2" w:space="0" w:color="000000"/>
+            </w:tcBorders>
+            <w:vAlign w:val="center"/>
+          </w:tcPr>
+          <w:p>
+            <w:pPr>
+              <w:spacing w:after="0" w:line="259" w:lineRule="auto"/>
+              <w:ind w:left="3" w:firstLine="0"/>
+              <w:rPr>
+                <w:sz w:val="20"/>
+              </w:rPr>
+            </w:pPr>
+            <w:r>
+              <w:rPr>
+                <w:sz w:val="20"/>
+              </w:rPr>
+              <w:t>14/01/2026</w:t>
+            </w:r>
+          </w:p>
+        </w:tc>
+        <w:tc>
+          <w:tcPr>
+            <w:tcW w:w="965" w:type="dxa"/>
+            <w:tcBorders>
+              <w:top w:val="single" w:sz="2" w:space="0" w:color="000000"/>
+              <w:left w:val="single" w:sz="2" w:space="0" w:color="000000"/>
+              <w:bottom w:val="single" w:sz="2" w:space="0" w:color="000000"/>
+              <w:right w:val="single" w:sz="2" w:space="0" w:color="000000"/>
+            </w:tcBorders>
+            <w:vAlign w:val="center"/>
+          </w:tcPr>
+          <w:p>
+            <w:pPr>
+              <w:spacing w:after="0" w:line="259" w:lineRule="auto"/>
+              <w:ind w:left="0" w:firstLine="0"/>
+              <w:rPr>
+                <w:sz w:val="20"/>
+              </w:rPr>
+            </w:pPr>
+            <w:r>
+              <w:rPr>
+                <w:sz w:val="20"/>
+              </w:rPr>
+              <w:t>2.2</w:t>
+            </w:r>
+          </w:p>
+        </w:tc>
+        <w:tc>
+          <w:tcPr>
+            <w:tcW w:w="4335" w:type="dxa"/>
+            <w:tcBorders>
+              <w:top w:val="single" w:sz="2" w:space="0" w:color="000000"/>
+              <w:left w:val="single" w:sz="2" w:space="0" w:color="000000"/>
+              <w:bottom w:val="single" w:sz="2" w:space="0" w:color="000000"/>
+              <w:right w:val="single" w:sz="2" w:space="0" w:color="000000"/>
+            </w:tcBorders>
+            <w:vAlign w:val="center"/>
+          </w:tcPr>
+          <w:p>
+            <w:pPr>
+              <w:spacing w:after="0" w:line="259" w:lineRule="auto"/>
+              <w:ind w:left="0" w:firstLine="0"/>
+              <w:rPr>
+                <w:sz w:val="20"/>
+              </w:rPr>
+            </w:pPr>
+            <w:r>
+              <w:rPr>
+                <w:sz w:val="20"/>
+              </w:rPr>
+              <w:t>Revisione finale</w:t>
+            </w:r>
+          </w:p>
+        </w:tc>
+        <w:tc>
+          <w:tcPr>
+            <w:tcW w:w="2410" w:type="dxa"/>
+            <w:tcBorders>
+              <w:top w:val="single" w:sz="2" w:space="0" w:color="000000"/>
+              <w:left w:val="single" w:sz="2" w:space="0" w:color="000000"/>
+              <w:bottom w:val="single" w:sz="2" w:space="0" w:color="000000"/>
+              <w:right w:val="single" w:sz="2" w:space="0" w:color="000000"/>
+            </w:tcBorders>
+            <w:vAlign w:val="center"/>
+          </w:tcPr>
+          <w:p>
+            <w:pPr>
+              <w:spacing w:after="0" w:line="259" w:lineRule="auto"/>
+              <w:ind w:left="2" w:firstLine="0"/>
+              <w:rPr>
+                <w:sz w:val="20"/>
+              </w:rPr>
+            </w:pPr>
+            <w:r>
+              <w:rPr>
+                <w:sz w:val="20"/>
+              </w:rPr>
+              <w:t>Grazioso, Cicalese, Liguori</w:t>
+            </w:r>
+          </w:p>
+        </w:tc>
+      </w:tr>
     </w:tbl>
     <w:p>
       <w:pPr>
@@ -2208,6 +2336,7 @@
           <w:b/>
           <w:sz w:val="20"/>
         </w:rPr>
+        <w:lastRenderedPageBreak/>
         <w:t xml:space="preserve"> </w:t>
       </w:r>
       <w:r>
@@ -2225,7 +2354,6 @@
           <w:b/>
           <w:sz w:val="20"/>
         </w:rPr>
-        <w:lastRenderedPageBreak/>
         <w:t xml:space="preserve"> </w:t>
       </w:r>
       <w:r>
@@ -3108,6 +3236,7 @@
         <w:rPr>
           <w:rFonts w:ascii="Calibri" w:eastAsia="Calibri" w:hAnsi="Calibri" w:cs="Calibri"/>
         </w:rPr>
+        <w:lastRenderedPageBreak/>
         <w:t xml:space="preserve"> </w:t>
       </w:r>
     </w:p>
@@ -3117,7 +3246,6 @@
         <w:ind w:left="0" w:firstLine="0"/>
       </w:pPr>
       <w:r>
-        <w:lastRenderedPageBreak/>
         <w:t xml:space="preserve"> </w:t>
       </w:r>
     </w:p>
@@ -3258,13 +3386,17 @@
       <w:r>
         <w:t xml:space="preserve"> risposta rapida </w:t>
       </w:r>
-      <w:proofErr w:type="gramStart"/>
-      <w:r>
-        <w:t>delle operazione</w:t>
-      </w:r>
-      <w:proofErr w:type="gramEnd"/>
-      <w:r>
-        <w:t xml:space="preserve"> di consultazioni prodotti </w:t>
+      <w:r>
+        <w:t>dell’operazione</w:t>
+      </w:r>
+      <w:r>
+        <w:t xml:space="preserve"> di consultazion</w:t>
+      </w:r>
+      <w:r>
+        <w:t>e</w:t>
+      </w:r>
+      <w:r>
+        <w:t xml:space="preserve"> prodotti </w:t>
       </w:r>
     </w:p>
     <w:p>
@@ -3282,7 +3414,10 @@
         <w:t>Scalabilità:</w:t>
       </w:r>
       <w:r>
-        <w:t xml:space="preserve"> supporto concorrente a più utenti  </w:t>
+        <w:t xml:space="preserve"> supporto concorrente a più utenti </w:t>
+      </w:r>
+      <w:r>
+        <w:t>su più dispositivi</w:t>
       </w:r>
     </w:p>
     <w:p>
@@ -3664,13 +3799,8 @@
         <w:ind w:left="693" w:hanging="708"/>
       </w:pPr>
       <w:bookmarkStart w:id="6" w:name="_Toc11865"/>
-      <w:proofErr w:type="spellStart"/>
-      <w:r>
-        <w:t>Current</w:t>
-      </w:r>
-      <w:proofErr w:type="spellEnd"/>
-      <w:r>
-        <w:t xml:space="preserve"> software </w:t>
+      <w:r>
+        <w:t xml:space="preserve">Current software </w:t>
       </w:r>
       <w:proofErr w:type="spellStart"/>
       <w:r>
@@ -3696,6 +3826,7 @@
         <w:ind w:left="113" w:firstLine="0"/>
       </w:pPr>
       <w:r>
+        <w:lastRenderedPageBreak/>
         <w:t xml:space="preserve"> </w:t>
       </w:r>
     </w:p>
@@ -3707,7 +3838,6 @@
       <w:bookmarkStart w:id="7" w:name="_Toc11866"/>
       <w:proofErr w:type="spellStart"/>
       <w:r>
-        <w:lastRenderedPageBreak/>
         <w:t>Proposed</w:t>
       </w:r>
       <w:proofErr w:type="spellEnd"/>
@@ -3761,7 +3891,7 @@
         <w:ind w:left="132" w:right="9"/>
       </w:pPr>
       <w:r>
-        <w:t xml:space="preserve">Infine, il Livello di Gestione Dati (Model) rappresenta lo stato del sistema. È costituito dalle classi Entità (Utente, Prodotto, Ordine) e dalle classi DAO, che astraggono la comunicazione con il database MySQL, gestendo le operazioni CRUD e l'aggiornamento delle informazioni. L'adozione del pattern MVC è motivata dalla sua perfetta aderenza alla natura web del </w:t>
+        <w:t xml:space="preserve">Infine, il Livello di Gestione Dati (Model) rappresenta lo stato del sistema. È costituito dalle classi Entità e dalle classi DAO, che astraggono la comunicazione con il database MySQL, gestendo le operazioni CRUD e l'aggiornamento delle informazioni. L'adozione del pattern MVC è motivata dalla sua perfetta aderenza alla natura web del </w:t>
       </w:r>
       <w:r>
         <w:t>progetto</w:t>
@@ -4014,15 +4144,7 @@
         <w:ind w:left="843" w:right="9"/>
       </w:pPr>
       <w:r>
-        <w:t xml:space="preserve">(PC, laptop, smartphone). Il software di riferimento è un browser web moderno (es. Chrome, Firefox), responsabile dell'invio delle richieste HTTP/HTTPS e della visualizzazione delle pagine HTML/CSS/JS renderizzate dal </w:t>
-      </w:r>
-      <w:proofErr w:type="gramStart"/>
-      <w:r>
-        <w:t>server..</w:t>
-      </w:r>
-      <w:proofErr w:type="gramEnd"/>
-      <w:r>
-        <w:t xml:space="preserve"> </w:t>
+        <w:t>(PC, laptop, smartphone). Il software di riferimento è un browser web moderno (es. Chrome, Firefox), responsabile dell'invio delle richieste HTTP/HTTPS e della visualizzazione delle pagine HTML/CSS/JS renderizzate dal server.</w:t>
       </w:r>
     </w:p>
     <w:p>
@@ -4239,15 +4361,13 @@
       </w:r>
       <w:proofErr w:type="gramEnd"/>
       <w:r>
-        <w:t xml:space="preserve">, password </w:t>
-      </w:r>
-      <w:proofErr w:type="spellStart"/>
-      <w:r>
-        <w:t>hashata</w:t>
-      </w:r>
-      <w:proofErr w:type="spellEnd"/>
-      <w:r>
-        <w:t xml:space="preserve">, nome, cognome, ruolo, ecc.) </w:t>
+        <w:t>, passwor</w:t>
+      </w:r>
+      <w:r>
+        <w:t>d</w:t>
+      </w:r>
+      <w:r>
+        <w:t xml:space="preserve">, nome) </w:t>
       </w:r>
     </w:p>
     <w:p>
@@ -4266,7 +4386,25 @@
         <w:t>Prodotto</w:t>
       </w:r>
       <w:r>
-        <w:t xml:space="preserve"> (id, nome, descrizione, prezzo, quantità disponibile, provenienza, azienda fornitrice) </w:t>
+        <w:t xml:space="preserve"> (id, nome, descrizione, prezzo, </w:t>
+      </w:r>
+      <w:r>
+        <w:t>stock</w:t>
+      </w:r>
+      <w:r>
+        <w:t xml:space="preserve">, provenienza, </w:t>
+      </w:r>
+      <w:r>
+        <w:t>categoria, azienda</w:t>
+      </w:r>
+      <w:r>
+        <w:t xml:space="preserve"> fornitrice</w:t>
+      </w:r>
+      <w:r>
+        <w:t>, immagine, stato</w:t>
+      </w:r>
+      <w:r>
+        <w:t xml:space="preserve">) </w:t>
       </w:r>
     </w:p>
     <w:p>
@@ -4286,7 +4424,27 @@
       </w:r>
       <w:proofErr w:type="spellEnd"/>
       <w:r>
-        <w:t xml:space="preserve"> (id, nome, indirizzo, dati di contatto) </w:t>
+        <w:t xml:space="preserve"> (id, nome, indirizzo</w:t>
+      </w:r>
+      <w:r>
+        <w:t>, anno nascita, città</w:t>
+      </w:r>
+      <w:r>
+        <w:t>,</w:t>
+      </w:r>
+      <w:r>
+        <w:t xml:space="preserve"> </w:t>
+      </w:r>
+      <w:proofErr w:type="gramStart"/>
+      <w:r>
+        <w:t>provincia</w:t>
+      </w:r>
+      <w:r>
+        <w:t xml:space="preserve"> )</w:t>
+      </w:r>
+      <w:proofErr w:type="gramEnd"/>
+      <w:r>
+        <w:t xml:space="preserve"> </w:t>
       </w:r>
     </w:p>
     <w:p>
@@ -4304,7 +4462,42 @@
         <w:t>Ordine</w:t>
       </w:r>
       <w:r>
-        <w:t xml:space="preserve"> (id, utente, data, importo, stato) </w:t>
+        <w:t xml:space="preserve"> (id, data, stato</w:t>
+      </w:r>
+      <w:r>
+        <w:t xml:space="preserve">, </w:t>
+      </w:r>
+      <w:proofErr w:type="spellStart"/>
+      <w:r>
+        <w:t>id_prodotto</w:t>
+      </w:r>
+      <w:proofErr w:type="spellEnd"/>
+      <w:r>
+        <w:t xml:space="preserve">, </w:t>
+      </w:r>
+      <w:proofErr w:type="spellStart"/>
+      <w:r>
+        <w:t>id_utente</w:t>
+      </w:r>
+      <w:proofErr w:type="spellEnd"/>
+      <w:r>
+        <w:t xml:space="preserve">, prezzo acquisto, </w:t>
+      </w:r>
+      <w:proofErr w:type="spellStart"/>
+      <w:r>
+        <w:t>quantity</w:t>
+      </w:r>
+      <w:proofErr w:type="spellEnd"/>
+      <w:r>
+        <w:t xml:space="preserve">, </w:t>
+      </w:r>
+      <w:proofErr w:type="spellStart"/>
+      <w:r>
+        <w:t>id_rigaordine</w:t>
+      </w:r>
+      <w:proofErr w:type="spellEnd"/>
+      <w:r>
+        <w:t xml:space="preserve">) </w:t>
       </w:r>
     </w:p>
     <w:p>
@@ -4324,29 +4517,32 @@
       </w:r>
       <w:proofErr w:type="spellEnd"/>
       <w:r>
-        <w:t xml:space="preserve"> (id, </w:t>
+        <w:t xml:space="preserve"> (id,</w:t>
+      </w:r>
+      <w:r>
+        <w:t xml:space="preserve"> </w:t>
+      </w:r>
+      <w:r>
+        <w:t xml:space="preserve">quantità, </w:t>
       </w:r>
       <w:proofErr w:type="spellStart"/>
-      <w:r>
-        <w:t>id_ordine</w:t>
+      <w:proofErr w:type="gramStart"/>
+      <w:r>
+        <w:t>prezzoTotale</w:t>
       </w:r>
       <w:proofErr w:type="spellEnd"/>
-      <w:r>
-        <w:t xml:space="preserve">, </w:t>
+      <w:proofErr w:type="gramEnd"/>
+      <w:r>
+        <w:t xml:space="preserve">, stato ordine, indirizzo, </w:t>
       </w:r>
       <w:proofErr w:type="spellStart"/>
       <w:r>
-        <w:t>id_prodotto</w:t>
+        <w:t>cap</w:t>
       </w:r>
       <w:proofErr w:type="spellEnd"/>
       <w:r>
-        <w:t xml:space="preserve">, quantità, </w:t>
-      </w:r>
-      <w:proofErr w:type="spellStart"/>
-      <w:r>
-        <w:t>prezzoUnitario</w:t>
-      </w:r>
-      <w:proofErr w:type="spellEnd"/>
+        <w:t>, città, provincia</w:t>
+      </w:r>
       <w:r>
         <w:t xml:space="preserve">) </w:t>
       </w:r>
@@ -4450,13 +4646,13 @@
     <w:p>
       <w:pPr>
         <w:numPr>
-          <w:ilvl w:val="0"/>
+          <w:ilvl w:val="1"/>
           <w:numId w:val="7"/>
         </w:numPr>
         <w:ind w:right="9" w:hanging="360"/>
       </w:pPr>
       <w:r>
-        <w:t xml:space="preserve">Può: visualizzare il catalogo (se previsto), </w:t>
+        <w:t xml:space="preserve">Può: visualizzare il catalogo, </w:t>
       </w:r>
       <w:r>
         <w:t xml:space="preserve">aggiungere elementi al carrello, </w:t>
@@ -4464,6 +4660,44 @@
       <w:r>
         <w:t xml:space="preserve">registrarsi, autenticarsi. </w:t>
       </w:r>
+    </w:p>
+    <w:p>
+      <w:pPr>
+        <w:numPr>
+          <w:ilvl w:val="1"/>
+          <w:numId w:val="7"/>
+        </w:numPr>
+        <w:ind w:right="9" w:hanging="360"/>
+      </w:pPr>
+      <w:r>
+        <w:t>Non può:</w:t>
+      </w:r>
+      <w:r>
+        <w:t xml:space="preserve"> </w:t>
+      </w:r>
+      <w:r>
+        <w:t>effettuare ordini</w:t>
+      </w:r>
+      <w:r>
+        <w:t xml:space="preserve">, </w:t>
+      </w:r>
+      <w:r>
+        <w:t>visualizzare gli</w:t>
+      </w:r>
+      <w:r>
+        <w:t xml:space="preserve"> ordini </w:t>
+      </w:r>
+      <w:r>
+        <w:t>effettuati, accedere ad</w:t>
+      </w:r>
+      <w:r>
+        <w:t xml:space="preserve"> aree admin. </w:t>
+      </w:r>
+    </w:p>
+    <w:p>
+      <w:pPr>
+        <w:ind w:left="1193" w:right="9" w:firstLine="0"/>
+      </w:pPr>
     </w:p>
     <w:p>
       <w:pPr>
@@ -4474,20 +4708,31 @@
         <w:ind w:right="9" w:hanging="360"/>
       </w:pPr>
       <w:r>
-        <w:t>Non può:</w:t>
-      </w:r>
-      <w:r>
-        <w:t xml:space="preserve"> visualizzare gli</w:t>
-      </w:r>
-      <w:r>
-        <w:t xml:space="preserve"> ordini </w:t>
-      </w:r>
-      <w:r>
-        <w:t>effettuati, effettuare ordini, accedere ad</w:t>
-      </w:r>
-      <w:r>
-        <w:t xml:space="preserve"> aree admin. </w:t>
-      </w:r>
+        <w:t xml:space="preserve">Utente autenticato (ruolo: USER) </w:t>
+      </w:r>
+    </w:p>
+    <w:p>
+      <w:pPr>
+        <w:numPr>
+          <w:ilvl w:val="1"/>
+          <w:numId w:val="7"/>
+        </w:numPr>
+        <w:ind w:right="9" w:hanging="360"/>
+      </w:pPr>
+      <w:r>
+        <w:t>Può: usare il carrello, fare ordini, consultare i propri ordini</w:t>
+      </w:r>
+      <w:r>
+        <w:t>, cambiare le informazioni di spedizione ed annullare l’ordine se non risulta ancora spedito</w:t>
+      </w:r>
+      <w:r>
+        <w:t xml:space="preserve">. </w:t>
+      </w:r>
+    </w:p>
+    <w:p>
+      <w:pPr>
+        <w:ind w:left="1193" w:right="9" w:firstLine="0"/>
+      </w:pPr>
     </w:p>
     <w:p>
       <w:pPr>
@@ -4498,43 +4743,13 @@
         <w:ind w:right="9" w:hanging="360"/>
       </w:pPr>
       <w:r>
-        <w:t xml:space="preserve">Utente autenticato (ruolo: USER) </w:t>
+        <w:t xml:space="preserve">Amministratore (ruolo: ADMIN) </w:t>
       </w:r>
     </w:p>
     <w:p>
       <w:pPr>
         <w:numPr>
-          <w:ilvl w:val="0"/>
-          <w:numId w:val="7"/>
-        </w:numPr>
-        <w:ind w:right="9" w:hanging="360"/>
-      </w:pPr>
-      <w:r>
-        <w:t>Può: usare il carrello, fare ordini, consultare i propri ordini</w:t>
-      </w:r>
-      <w:r>
-        <w:t>, cambiare le informazioni di spedizione ed annullare l’ordine se non risulta ancora spedito</w:t>
-      </w:r>
-      <w:r>
-        <w:t xml:space="preserve">. </w:t>
-      </w:r>
-    </w:p>
-    <w:p>
-      <w:pPr>
-        <w:numPr>
-          <w:ilvl w:val="0"/>
-          <w:numId w:val="7"/>
-        </w:numPr>
-        <w:ind w:right="9" w:hanging="360"/>
-      </w:pPr>
-      <w:r>
-        <w:t xml:space="preserve">Amministratore (ruolo: ADMIN) </w:t>
-      </w:r>
-    </w:p>
-    <w:p>
-      <w:pPr>
-        <w:numPr>
-          <w:ilvl w:val="0"/>
+          <w:ilvl w:val="1"/>
           <w:numId w:val="7"/>
         </w:numPr>
         <w:ind w:right="9" w:hanging="360"/>
@@ -4596,7 +4811,7 @@
     <w:p>
       <w:pPr>
         <w:numPr>
-          <w:ilvl w:val="0"/>
+          <w:ilvl w:val="1"/>
           <w:numId w:val="8"/>
         </w:numPr>
         <w:ind w:right="9" w:hanging="360"/>
@@ -4608,7 +4823,7 @@
     <w:p>
       <w:pPr>
         <w:numPr>
-          <w:ilvl w:val="0"/>
+          <w:ilvl w:val="1"/>
           <w:numId w:val="8"/>
         </w:numPr>
         <w:ind w:right="9" w:hanging="360"/>
@@ -4620,7 +4835,7 @@
     <w:p>
       <w:pPr>
         <w:numPr>
-          <w:ilvl w:val="0"/>
+          <w:ilvl w:val="1"/>
           <w:numId w:val="8"/>
         </w:numPr>
         <w:ind w:right="9" w:hanging="360"/>
@@ -4634,7 +4849,10 @@
         <w:t>login.</w:t>
       </w:r>
       <w:r>
-        <w:t>FOTF</w:t>
+        <w:t>F</w:t>
+      </w:r>
+      <w:r>
+        <w:t>ault</w:t>
       </w:r>
       <w:proofErr w:type="spellEnd"/>
       <w:proofErr w:type="gramEnd"/>
@@ -4655,26 +4873,6 @@
       </w:pPr>
       <w:r>
         <w:t xml:space="preserve">Protezione dati </w:t>
-      </w:r>
-    </w:p>
-    <w:p>
-      <w:pPr>
-        <w:numPr>
-          <w:ilvl w:val="0"/>
-          <w:numId w:val="9"/>
-        </w:numPr>
-        <w:ind w:right="9" w:hanging="360"/>
-      </w:pPr>
-      <w:r>
-        <w:t xml:space="preserve">Password memorizzate solo in forma </w:t>
-      </w:r>
-      <w:proofErr w:type="spellStart"/>
-      <w:r>
-        <w:t>hashata</w:t>
-      </w:r>
-      <w:proofErr w:type="spellEnd"/>
-      <w:r>
-        <w:t xml:space="preserve">. </w:t>
       </w:r>
     </w:p>
     <w:p>
@@ -5760,7 +5958,10 @@
       </w:r>
       <w:proofErr w:type="spellEnd"/>
       <w:r>
-        <w:t xml:space="preserve">”. Durante questa fase critica vengono istanziate le risorse necessarie al funzionamento dell'applicazione, inclusa l'inizializzazione del pool di connessioni verso il database e il caricamento in memoria dei parametri di configurazione globali, quali la stringa di connessione JDBC e l'URL dell'endpoint per il gateway di pagamento. </w:t>
+        <w:t>”. Durante questa fase critica vengono istanziate le risorse necessarie al funzionamento dell'applicazione, inclusa l'inizializzazione del pool di connessioni verso il database e il caricamento in memoria dei parametri di configurazione globali, quali la stringa di connessione JDBC</w:t>
+      </w:r>
+      <w:r>
+        <w:t>.</w:t>
       </w:r>
     </w:p>
     <w:p>
@@ -5855,7 +6056,11 @@
       </w:r>
       <w:proofErr w:type="spellEnd"/>
       <w:r>
-        <w:t xml:space="preserve"> della transazione attiva; parallelamente, all'utente viene mostrato un messaggio di errore generico o una pagina di cortesia, nascondendo i dettagli interni dell'eccezione per motivi di sicurezza e usabilità. </w:t>
+        <w:t xml:space="preserve"> della transazione </w:t>
+      </w:r>
+      <w:r>
+        <w:lastRenderedPageBreak/>
+        <w:t xml:space="preserve">attiva; parallelamente, all'utente viene mostrato un messaggio di errore generico o una pagina di cortesia, nascondendo i dettagli interni dell'eccezione per motivi di sicurezza e usabilità. </w:t>
       </w:r>
     </w:p>
     <w:p>
@@ -5864,7 +6069,6 @@
         <w:ind w:left="473" w:firstLine="0"/>
       </w:pPr>
       <w:r>
-        <w:lastRenderedPageBreak/>
         <w:t xml:space="preserve"> </w:t>
       </w:r>
     </w:p>
@@ -6133,34 +6337,24 @@
         <w:spacing w:after="32"/>
         <w:ind w:right="9" w:hanging="360"/>
       </w:pPr>
-      <w:proofErr w:type="spellStart"/>
-      <w:r>
-        <w:rPr>
-          <w:b/>
-        </w:rPr>
-        <w:t>OrderManagement</w:t>
-      </w:r>
-      <w:proofErr w:type="spellEnd"/>
-      <w:r>
-        <w:rPr>
-          <w:b/>
-        </w:rPr>
-        <w:t xml:space="preserve">, </w:t>
-      </w:r>
       <w:r>
         <w:rPr>
           <w:bCs/>
         </w:rPr>
+        <w:t xml:space="preserve">Inoltre, </w:t>
+      </w:r>
+      <w:r>
+        <w:rPr>
+          <w:bCs/>
+        </w:rPr>
         <w:t xml:space="preserve">include tutta la parte di </w:t>
       </w:r>
-      <w:proofErr w:type="spellStart"/>
       <w:r>
         <w:rPr>
           <w:bCs/>
         </w:rPr>
-        <w:t>gesitione</w:t>
-      </w:r>
-      <w:proofErr w:type="spellEnd"/>
+        <w:t>gestione</w:t>
+      </w:r>
       <w:r>
         <w:rPr>
           <w:bCs/>
